--- a/notes/DBMS/DBMS notes semester.docx
+++ b/notes/DBMS/DBMS notes semester.docx
@@ -52,8 +52,6 @@
           <w:rtl w:val="0"/>
         </w:rPr>
       </w:pPr>
-      <w:bookmarkStart w:id="0" w:name="_GoBack"/>
-      <w:bookmarkEnd w:id="0"/>
     </w:p>
     <w:p>
       <w:pPr>
@@ -491,7 +489,20 @@
           <w:szCs w:val="48"/>
           <w:rtl w:val="0"/>
         </w:rPr>
-        <w:t>2. Data Models &amp; Database Languages</w:t>
+        <w:t>2. Data Models &amp; Datab</w:t>
+      </w:r>
+      <w:bookmarkStart w:id="0" w:name="_GoBack"/>
+      <w:bookmarkEnd w:id="0"/>
+      <w:r>
+        <w:rPr>
+          <w:rFonts w:hint="default" w:ascii="Tw Cen MT" w:hAnsi="Tw Cen MT" w:cs="Tw Cen MT"/>
+          <w:b/>
+          <w:bCs/>
+          <w:sz w:val="48"/>
+          <w:szCs w:val="48"/>
+          <w:rtl w:val="0"/>
+        </w:rPr>
+        <w:t>ase Languages</w:t>
       </w:r>
     </w:p>
     <w:p>
@@ -25675,7 +25686,7 @@
           <w:szCs w:val="48"/>
         </w:rPr>
         <w:pict>
-          <v:rect id="_x0000_i1037" o:spt="1" style="height:1.5pt;width:0pt;" fillcolor="#A0A0A0" filled="t" stroked="f" coordsize="21600,21600" o:hr="t" o:hrstd="t" o:hralign="center">
+          <v:rect id="_x0000_i1025" o:spt="1" style="height:1.5pt;width:0pt;" fillcolor="#A0A0A0" filled="t" stroked="f" coordsize="21600,21600" o:hr="t" o:hrstd="t" o:hralign="center">
             <v:path/>
             <v:fill on="t" focussize="0,0"/>
             <v:stroke on="f"/>
@@ -57999,7 +58010,7 @@
     <w:lsdException w:qFormat="1" w:unhideWhenUsed="0" w:uiPriority="0" w:semiHidden="0" w:name="heading 2"/>
     <w:lsdException w:qFormat="1" w:unhideWhenUsed="0" w:uiPriority="0" w:semiHidden="0" w:name="heading 3"/>
     <w:lsdException w:qFormat="1" w:unhideWhenUsed="0" w:uiPriority="0" w:semiHidden="0" w:name="heading 4"/>
-    <w:lsdException w:unhideWhenUsed="0" w:uiPriority="0" w:semiHidden="0" w:name="heading 5"/>
+    <w:lsdException w:qFormat="1" w:unhideWhenUsed="0" w:uiPriority="0" w:semiHidden="0" w:name="heading 5"/>
     <w:lsdException w:qFormat="1" w:unhideWhenUsed="0" w:uiPriority="0" w:semiHidden="0" w:name="heading 6"/>
     <w:lsdException w:qFormat="1" w:uiPriority="0" w:name="heading 7"/>
     <w:lsdException w:qFormat="1" w:uiPriority="0" w:name="heading 8"/>
@@ -58059,7 +58070,7 @@
     <w:lsdException w:qFormat="1" w:unhideWhenUsed="0" w:uiPriority="0" w:semiHidden="0" w:name="Title"/>
     <w:lsdException w:unhideWhenUsed="0" w:uiPriority="0" w:semiHidden="0" w:name="Closing"/>
     <w:lsdException w:unhideWhenUsed="0" w:uiPriority="0" w:semiHidden="0" w:name="Signature"/>
-    <w:lsdException w:unhideWhenUsed="0" w:uiPriority="0" w:name="Default Paragraph Font"/>
+    <w:lsdException w:qFormat="1" w:unhideWhenUsed="0" w:uiPriority="0" w:name="Default Paragraph Font"/>
     <w:lsdException w:unhideWhenUsed="0" w:uiPriority="0" w:semiHidden="0" w:name="Body Text"/>
     <w:lsdException w:unhideWhenUsed="0" w:uiPriority="0" w:semiHidden="0" w:name="Body Text Indent"/>
     <w:lsdException w:unhideWhenUsed="0" w:uiPriority="0" w:semiHidden="0" w:name="List Continue"/>
@@ -58362,6 +58373,7 @@
     <w:name w:val="heading 5"/>
     <w:basedOn w:val="1"/>
     <w:next w:val="1"/>
+    <w:qFormat/>
     <w:uiPriority w:val="0"/>
     <w:pPr>
       <w:pBdr>
@@ -58410,6 +58422,7 @@
   <w:style w:type="character" w:default="1" w:styleId="8">
     <w:name w:val="Default Paragraph Font"/>
     <w:semiHidden/>
+    <w:qFormat/>
     <w:uiPriority w:val="0"/>
   </w:style>
   <w:style w:type="table" w:default="1" w:styleId="9">
